--- a/Sprints/Sprint Review/Sprint Review Uke 12.docx
+++ b/Sprints/Sprint Review/Sprint Review Uke 12.docx
@@ -151,10 +151,7 @@
         <w:t>Sprintmål (</w:t>
       </w:r>
       <w:r>
-        <w:t xml:space="preserve">Iterasjon </w:t>
-      </w:r>
-      <w:r>
-        <w:t>10</w:t>
+        <w:t>Uke 12</w:t>
       </w:r>
       <w:r>
         <w:t>):</w:t>
@@ -199,11 +196,33 @@
           <w:lang w:val="en-GB"/>
         </w:rPr>
       </w:pPr>
+      <w:proofErr w:type="spellStart"/>
       <w:r>
         <w:rPr>
           <w:lang w:val="en-GB"/>
         </w:rPr>
-        <w:t>Fullførte oppgaver:</w:t>
+        <w:t>Fullførte</w:t>
+      </w:r>
+      <w:proofErr w:type="spellEnd"/>
+      <w:r>
+        <w:rPr>
+          <w:lang w:val="en-GB"/>
+        </w:rPr>
+        <w:t xml:space="preserve"> </w:t>
+      </w:r>
+      <w:proofErr w:type="spellStart"/>
+      <w:r>
+        <w:rPr>
+          <w:lang w:val="en-GB"/>
+        </w:rPr>
+        <w:t>oppgaver</w:t>
+      </w:r>
+      <w:proofErr w:type="spellEnd"/>
+      <w:r>
+        <w:rPr>
+          <w:lang w:val="en-GB"/>
+        </w:rPr>
+        <w:t>:</w:t>
       </w:r>
     </w:p>
     <w:p>
@@ -318,7 +337,27 @@
           <w:sz w:val="22"/>
           <w:szCs w:val="22"/>
         </w:rPr>
-        <w:t xml:space="preserve">Refactor the map logic from libremap file into its own file </w:t>
+        <w:t xml:space="preserve">Refactor the map logic from </w:t>
+      </w:r>
+      <w:proofErr w:type="spellStart"/>
+      <w:r>
+        <w:rPr>
+          <w:rStyle w:val="ng-star-inserted1"/>
+          <w:rFonts w:asciiTheme="minorHAnsi" w:eastAsiaTheme="majorEastAsia" w:hAnsiTheme="minorHAnsi" w:cs="Arial"/>
+          <w:sz w:val="22"/>
+          <w:szCs w:val="22"/>
+        </w:rPr>
+        <w:t>libremap</w:t>
+      </w:r>
+      <w:proofErr w:type="spellEnd"/>
+      <w:r>
+        <w:rPr>
+          <w:rStyle w:val="ng-star-inserted1"/>
+          <w:rFonts w:asciiTheme="minorHAnsi" w:eastAsiaTheme="majorEastAsia" w:hAnsiTheme="minorHAnsi" w:cs="Arial"/>
+          <w:sz w:val="22"/>
+          <w:szCs w:val="22"/>
+        </w:rPr>
+        <w:t xml:space="preserve"> file into its own file </w:t>
       </w:r>
     </w:p>
     <w:p>
@@ -380,7 +419,47 @@
           <w:sz w:val="22"/>
           <w:szCs w:val="22"/>
         </w:rPr>
-        <w:t>Setup project presentation(elevator pitch) for the presentations on march 16th</w:t>
+        <w:t xml:space="preserve">Setup project </w:t>
+      </w:r>
+      <w:proofErr w:type="gramStart"/>
+      <w:r>
+        <w:rPr>
+          <w:rStyle w:val="ng-star-inserted1"/>
+          <w:rFonts w:asciiTheme="minorHAnsi" w:eastAsiaTheme="majorEastAsia" w:hAnsiTheme="minorHAnsi" w:cs="Arial"/>
+          <w:sz w:val="22"/>
+          <w:szCs w:val="22"/>
+        </w:rPr>
+        <w:t>presentation(</w:t>
+      </w:r>
+      <w:proofErr w:type="gramEnd"/>
+      <w:r>
+        <w:rPr>
+          <w:rStyle w:val="ng-star-inserted1"/>
+          <w:rFonts w:asciiTheme="minorHAnsi" w:eastAsiaTheme="majorEastAsia" w:hAnsiTheme="minorHAnsi" w:cs="Arial"/>
+          <w:sz w:val="22"/>
+          <w:szCs w:val="22"/>
+        </w:rPr>
+        <w:t xml:space="preserve">elevator pitch) for the presentations on </w:t>
+      </w:r>
+      <w:proofErr w:type="gramStart"/>
+      <w:r>
+        <w:rPr>
+          <w:rStyle w:val="ng-star-inserted1"/>
+          <w:rFonts w:asciiTheme="minorHAnsi" w:eastAsiaTheme="majorEastAsia" w:hAnsiTheme="minorHAnsi" w:cs="Arial"/>
+          <w:sz w:val="22"/>
+          <w:szCs w:val="22"/>
+        </w:rPr>
+        <w:t>march</w:t>
+      </w:r>
+      <w:proofErr w:type="gramEnd"/>
+      <w:r>
+        <w:rPr>
+          <w:rStyle w:val="ng-star-inserted1"/>
+          <w:rFonts w:asciiTheme="minorHAnsi" w:eastAsiaTheme="majorEastAsia" w:hAnsiTheme="minorHAnsi" w:cs="Arial"/>
+          <w:sz w:val="22"/>
+          <w:szCs w:val="22"/>
+        </w:rPr>
+        <w:t xml:space="preserve"> 16th</w:t>
       </w:r>
     </w:p>
     <w:p>
@@ -451,7 +530,29 @@
           <w:sz w:val="22"/>
           <w:szCs w:val="22"/>
         </w:rPr>
-        <w:t>Upload this weeks sprint documents</w:t>
+        <w:t xml:space="preserve">Upload this </w:t>
+      </w:r>
+      <w:proofErr w:type="spellStart"/>
+      <w:proofErr w:type="gramStart"/>
+      <w:r>
+        <w:rPr>
+          <w:rStyle w:val="ng-star-inserted1"/>
+          <w:rFonts w:asciiTheme="minorHAnsi" w:eastAsiaTheme="majorEastAsia" w:hAnsiTheme="minorHAnsi" w:cs="Arial"/>
+          <w:sz w:val="22"/>
+          <w:szCs w:val="22"/>
+        </w:rPr>
+        <w:t>weeks</w:t>
+      </w:r>
+      <w:proofErr w:type="spellEnd"/>
+      <w:proofErr w:type="gramEnd"/>
+      <w:r>
+        <w:rPr>
+          <w:rStyle w:val="ng-star-inserted1"/>
+          <w:rFonts w:asciiTheme="minorHAnsi" w:eastAsiaTheme="majorEastAsia" w:hAnsiTheme="minorHAnsi" w:cs="Arial"/>
+          <w:sz w:val="22"/>
+          <w:szCs w:val="22"/>
+        </w:rPr>
+        <w:t xml:space="preserve"> sprint documents</w:t>
       </w:r>
     </w:p>
     <w:p>
@@ -476,7 +577,7 @@
           <w:sz w:val="22"/>
           <w:szCs w:val="22"/>
         </w:rPr>
-        <w:t>#45</w:t>
+        <w:t xml:space="preserve">#45 </w:t>
       </w:r>
       <w:r>
         <w:rPr>
@@ -485,7 +586,7 @@
           <w:sz w:val="22"/>
           <w:szCs w:val="22"/>
         </w:rPr>
-        <w:t xml:space="preserve"> </w:t>
+        <w:t>–</w:t>
       </w:r>
       <w:r>
         <w:rPr>
@@ -494,8 +595,9 @@
           <w:sz w:val="22"/>
           <w:szCs w:val="22"/>
         </w:rPr>
-        <w:t>–</w:t>
-      </w:r>
+        <w:t xml:space="preserve">Refactor clustering logic from </w:t>
+      </w:r>
+      <w:proofErr w:type="spellStart"/>
       <w:r>
         <w:rPr>
           <w:rStyle w:val="ng-star-inserted1"/>
@@ -503,7 +605,17 @@
           <w:sz w:val="22"/>
           <w:szCs w:val="22"/>
         </w:rPr>
-        <w:t xml:space="preserve">Refactor clustering logic from libremap file into its own file </w:t>
+        <w:t>libremap</w:t>
+      </w:r>
+      <w:proofErr w:type="spellEnd"/>
+      <w:r>
+        <w:rPr>
+          <w:rStyle w:val="ng-star-inserted1"/>
+          <w:rFonts w:asciiTheme="minorHAnsi" w:eastAsiaTheme="majorEastAsia" w:hAnsiTheme="minorHAnsi" w:cs="Arial"/>
+          <w:sz w:val="22"/>
+          <w:szCs w:val="22"/>
+        </w:rPr>
+        <w:t xml:space="preserve"> file into its own file </w:t>
       </w:r>
     </w:p>
     <w:p>
@@ -685,8 +797,9 @@
           <w:szCs w:val="22"/>
           <w:lang w:val="en-GB"/>
         </w:rPr>
-        <w:t>– Add functionality to the s</w:t>
-      </w:r>
+        <w:t xml:space="preserve">– Add functionality to the </w:t>
+      </w:r>
+      <w:proofErr w:type="spellStart"/>
       <w:r>
         <w:rPr>
           <w:rStyle w:val="ng-star-inserted1"/>
@@ -695,7 +808,28 @@
           <w:szCs w:val="22"/>
           <w:lang w:val="en-GB"/>
         </w:rPr>
-        <w:t>hipinfo component.</w:t>
+        <w:t>s</w:t>
+      </w:r>
+      <w:r>
+        <w:rPr>
+          <w:rStyle w:val="ng-star-inserted1"/>
+          <w:rFonts w:eastAsiaTheme="majorEastAsia" w:cs="Arial"/>
+          <w:sz w:val="22"/>
+          <w:szCs w:val="22"/>
+          <w:lang w:val="en-GB"/>
+        </w:rPr>
+        <w:t>hipinfo</w:t>
+      </w:r>
+      <w:proofErr w:type="spellEnd"/>
+      <w:r>
+        <w:rPr>
+          <w:rStyle w:val="ng-star-inserted1"/>
+          <w:rFonts w:eastAsiaTheme="majorEastAsia" w:cs="Arial"/>
+          <w:sz w:val="22"/>
+          <w:szCs w:val="22"/>
+          <w:lang w:val="en-GB"/>
+        </w:rPr>
+        <w:t xml:space="preserve"> component.</w:t>
       </w:r>
     </w:p>
     <w:p>
@@ -718,7 +852,27 @@
           <w:szCs w:val="22"/>
           <w:lang w:val="en-GB"/>
         </w:rPr>
-        <w:t>#17 – Upgrade the sidebar component to be a expandable list</w:t>
+        <w:t xml:space="preserve">#17 – Upgrade the sidebar component to be </w:t>
+      </w:r>
+      <w:proofErr w:type="spellStart"/>
+      <w:proofErr w:type="gramStart"/>
+      <w:r>
+        <w:rPr>
+          <w:sz w:val="22"/>
+          <w:szCs w:val="22"/>
+          <w:lang w:val="en-GB"/>
+        </w:rPr>
+        <w:t>a</w:t>
+      </w:r>
+      <w:proofErr w:type="spellEnd"/>
+      <w:proofErr w:type="gramEnd"/>
+      <w:r>
+        <w:rPr>
+          <w:sz w:val="22"/>
+          <w:szCs w:val="22"/>
+          <w:lang w:val="en-GB"/>
+        </w:rPr>
+        <w:t xml:space="preserve"> expandable list</w:t>
       </w:r>
       <w:r>
         <w:rPr>
@@ -2334,6 +2488,7 @@
   <w:style w:type="character" w:default="1" w:styleId="DefaultParagraphFont">
     <w:name w:val="Default Paragraph Font"/>
     <w:uiPriority w:val="1"/>
+    <w:semiHidden/>
     <w:unhideWhenUsed/>
   </w:style>
   <w:style w:type="table" w:default="1" w:styleId="TableNormal">
